--- a/public/Greencoat_Low_Level_Concerns_Policy_Mar2026.docx
+++ b/public/Greencoat_Low_Level_Concerns_Policy_Mar2026.docx
@@ -1220,6 +1220,37 @@
           <w:bCs/>
         </w:rPr>
         <w:t>Record keeping</w:t>
+      </w:r>
+    </w:p>
+    <w:p>
+      <w:pPr/>
+      <w:r>
+        <w:rPr>
+          <w:rFonts w:ascii="Calibri" w:hAnsi="Calibri"/>
+        </w:rPr>
+        <w:t xml:space="preserve">All low-level concerns must be recorded in writing using the Greencoat Summary of Interaction form as soon as possible after the concern arises. This creates a dated, signed record that can be reviewed by the DSL and referenced if a pattern emerges.</w:t>
+      </w:r>
+    </w:p>
+    <w:p>
+      <w:r>
+        <w:rPr>
+          <w:rFonts w:ascii="Calibri" w:hAnsi="Calibri"/>
+        </w:rPr>
+        <w:t xml:space="preserve">Access the form: </w:t>
+      </w:r>
+      <w:hyperlink r:id="rId13">
+        <w:r>
+          <w:rPr>
+            <w:rStyle w:val="Hyperlink"/>
+          </w:rPr>
+          <w:t>Greencoat Summary of Interaction form</w:t>
+        </w:r>
+      </w:hyperlink>
+      <w:r>
+        <w:rPr>
+          <w:rFonts w:ascii="Calibri" w:hAnsi="Calibri"/>
+        </w:rPr>
+        <w:t xml:space="preserve">.</w:t>
       </w:r>
     </w:p>
     <w:p>
